--- a/Common/How to download BrightSpace Data.docx
+++ b/Common/How to download BrightSpace Data.docx
@@ -114,7 +114,7 @@
                     <pic:cNvPicPr/>
                   </pic:nvPicPr>
                   <pic:blipFill>
-                    <a:blip r:embed="rId4"/>
+                    <a:blip r:embed="rId5"/>
                     <a:stretch>
                       <a:fillRect/>
                     </a:stretch>
@@ -156,7 +156,7 @@
                     <pic:cNvPicPr/>
                   </pic:nvPicPr>
                   <pic:blipFill>
-                    <a:blip r:embed="rId5"/>
+                    <a:blip r:embed="rId6"/>
                     <a:stretch>
                       <a:fillRect/>
                     </a:stretch>
@@ -292,7 +292,7 @@
                     <pic:cNvPicPr/>
                   </pic:nvPicPr>
                   <pic:blipFill>
-                    <a:blip r:embed="rId6"/>
+                    <a:blip r:embed="rId7"/>
                     <a:stretch>
                       <a:fillRect/>
                     </a:stretch>
@@ -335,7 +335,7 @@
                     <pic:cNvPicPr/>
                   </pic:nvPicPr>
                   <pic:blipFill>
-                    <a:blip r:embed="rId7"/>
+                    <a:blip r:embed="rId8"/>
                     <a:stretch>
                       <a:fillRect/>
                     </a:stretch>
@@ -378,7 +378,7 @@
                     <pic:cNvPicPr/>
                   </pic:nvPicPr>
                   <pic:blipFill>
-                    <a:blip r:embed="rId8"/>
+                    <a:blip r:embed="rId9"/>
                     <a:stretch>
                       <a:fillRect/>
                     </a:stretch>
@@ -622,7 +622,7 @@
                     <pic:cNvPicPr/>
                   </pic:nvPicPr>
                   <pic:blipFill>
-                    <a:blip r:embed="rId9"/>
+                    <a:blip r:embed="rId10"/>
                     <a:stretch>
                       <a:fillRect/>
                     </a:stretch>
@@ -664,7 +664,7 @@
                     <pic:cNvPicPr/>
                   </pic:nvPicPr>
                   <pic:blipFill>
-                    <a:blip r:embed="rId10"/>
+                    <a:blip r:embed="rId11"/>
                     <a:stretch>
                       <a:fillRect/>
                     </a:stretch>
@@ -685,6 +685,88 @@
         </w:drawing>
       </w:r>
     </w:p>
+    <w:p/>
+    <w:p>
+      <w:pPr>
+        <w:pStyle w:val="Heading2Tight"/>
+        <w:rPr>
+          <w:color w:val="0F9ED5" w:themeColor="accent4"/>
+        </w:rPr>
+      </w:pPr>
+      <w:r>
+        <w:rPr>
+          <w:color w:val="0F9ED5" w:themeColor="accent4"/>
+        </w:rPr>
+        <w:t>Chromebook Use</w:t>
+      </w:r>
+    </w:p>
+    <w:p/>
+    <w:p>
+      <w:pPr>
+        <w:pStyle w:val="ListParagraph"/>
+        <w:numPr>
+          <w:ilvl w:val="0"/>
+          <w:numId w:val="1"/>
+        </w:numPr>
+      </w:pPr>
+      <w:r>
+        <w:t xml:space="preserve">Start with the </w:t>
+      </w:r>
+      <w:r>
+        <w:t>guest</w:t>
+      </w:r>
+      <w:r>
+        <w:t xml:space="preserve"> login to sign in to the Chromebook</w:t>
+      </w:r>
+    </w:p>
+    <w:p>
+      <w:pPr>
+        <w:pStyle w:val="ListParagraph"/>
+        <w:numPr>
+          <w:ilvl w:val="0"/>
+          <w:numId w:val="1"/>
+        </w:numPr>
+      </w:pPr>
+      <w:r>
+        <w:t xml:space="preserve">Log in to the SoM </w:t>
+      </w:r>
+      <w:r>
+        <w:t xml:space="preserve">website using the </w:t>
+      </w:r>
+      <w:r>
+        <w:t>Principal Account</w:t>
+      </w:r>
+    </w:p>
+    <w:p>
+      <w:pPr>
+        <w:pStyle w:val="ListParagraph"/>
+        <w:numPr>
+          <w:ilvl w:val="0"/>
+          <w:numId w:val="1"/>
+        </w:numPr>
+      </w:pPr>
+      <w:r>
+        <w:t>Open the MAEClassMap2025-26 file using SoM account and upload this file to the browser for viewing purposes.</w:t>
+      </w:r>
+    </w:p>
+    <w:p>
+      <w:pPr>
+        <w:pStyle w:val="ListParagraph"/>
+        <w:numPr>
+          <w:ilvl w:val="0"/>
+          <w:numId w:val="1"/>
+        </w:numPr>
+      </w:pPr>
+      <w:r>
+        <w:t xml:space="preserve">Now use the PDF instructions and </w:t>
+      </w:r>
+      <w:r>
+        <w:t>MAEClassMap2025</w:t>
+      </w:r>
+      <w:r>
+        <w:t>-26 files to download data on the USB (to their proper folders)</w:t>
+      </w:r>
+    </w:p>
     <w:sectPr>
       <w:pgSz w:w="12240" w:h="15840"/>
       <w:pgMar w:top="1440" w:right="1440" w:bottom="1440" w:left="1440" w:header="708" w:footer="708" w:gutter="0"/>
@@ -693,6 +775,103 @@
     </w:sectPr>
   </w:body>
 </w:document>
+</file>
+
+<file path=word/numbering.xml><?xml version="1.0" encoding="utf-8"?>
+<w:numbering xmlns:wpc="http://schemas.microsoft.com/office/word/2010/wordprocessingCanvas" xmlns:cx="http://schemas.microsoft.com/office/drawing/2014/chartex" xmlns:cx1="http://schemas.microsoft.com/office/drawing/2015/9/8/chartex" xmlns:cx2="http://schemas.microsoft.com/office/drawing/2015/10/21/chartex" xmlns:cx3="http://schemas.microsoft.com/office/drawing/2016/5/9/chartex" xmlns:cx4="http://schemas.microsoft.com/office/drawing/2016/5/10/chartex" xmlns:cx5="http://schemas.microsoft.com/office/drawing/2016/5/11/chartex" xmlns:cx6="http://schemas.microsoft.com/office/drawing/2016/5/12/chartex" xmlns:cx7="http://schemas.microsoft.com/office/drawing/2016/5/13/chartex" xmlns:cx8="http://schemas.microsoft.com/office/drawing/2016/5/14/chartex" xmlns:mc="http://schemas.openxmlformats.org/markup-compatibility/2006" xmlns:aink="http://schemas.microsoft.com/office/drawing/2016/ink" xmlns:am3d="http://schemas.microsoft.com/office/drawing/2017/model3d" xmlns:o="urn:schemas-microsoft-com:office:office" xmlns:oel="http://schemas.microsoft.com/office/2019/extlst" xmlns:r="http://schemas.openxmlformats.org/officeDocument/2006/relationships" xmlns:m="http://schemas.openxmlformats.org/officeDocument/2006/math" xmlns:v="urn:schemas-microsoft-com:vml" xmlns:wp14="http://schemas.microsoft.com/office/word/2010/wordprocessingDrawing" xmlns:wp="http://schemas.openxmlformats.org/drawingml/2006/wordprocessingDrawing" xmlns:w10="urn:schemas-microsoft-com:office:word" xmlns:w="http://schemas.openxmlformats.org/wordprocessingml/2006/main" xmlns:w14="http://schemas.microsoft.com/office/word/2010/wordml" xmlns:w15="http://schemas.microsoft.com/office/word/2012/wordml" xmlns:w16cex="http://schemas.microsoft.com/office/word/2018/wordml/cex" xmlns:w16cid="http://schemas.microsoft.com/office/word/2016/wordml/cid" xmlns:w16="http://schemas.microsoft.com/office/word/2018/wordml" xmlns:w16du="http://schemas.microsoft.com/office/word/2023/wordml/word16du" xmlns:w16sdtdh="http://schemas.microsoft.com/office/word/2020/wordml/sdtdatahash" xmlns:w16sdtfl="http://schemas.microsoft.com/office/word/2024/wordml/sdtformatlock" xmlns:w16se="http://schemas.microsoft.com/office/word/2015/wordml/symex" xmlns:wpg="http://schemas.microsoft.com/office/word/2010/wordprocessingGroup" xmlns:wpi="http://schemas.microsoft.com/office/word/2010/wordprocessingInk" xmlns:wne="http://schemas.microsoft.com/office/word/2006/wordml" xmlns:wps="http://schemas.microsoft.com/office/word/2010/wordprocessingShape" mc:Ignorable="w14 w15 w16se w16cid w16 w16cex w16sdtdh w16sdtfl w16du wp14">
+  <w:abstractNum w:abstractNumId="0" w15:restartNumberingAfterBreak="0">
+    <w:nsid w:val="5B0B0171"/>
+    <w:multiLevelType w:val="hybridMultilevel"/>
+    <w:tmpl w:val="DBE0C83C"/>
+    <w:lvl w:ilvl="0" w:tplc="1009000F">
+      <w:start w:val="1"/>
+      <w:numFmt w:val="decimal"/>
+      <w:lvlText w:val="%1."/>
+      <w:lvlJc w:val="left"/>
+      <w:pPr>
+        <w:ind w:left="720" w:hanging="360"/>
+      </w:pPr>
+      <w:rPr>
+        <w:rFonts w:hint="default"/>
+      </w:rPr>
+    </w:lvl>
+    <w:lvl w:ilvl="1" w:tplc="10090019" w:tentative="1">
+      <w:start w:val="1"/>
+      <w:numFmt w:val="lowerLetter"/>
+      <w:lvlText w:val="%2."/>
+      <w:lvlJc w:val="left"/>
+      <w:pPr>
+        <w:ind w:left="1440" w:hanging="360"/>
+      </w:pPr>
+    </w:lvl>
+    <w:lvl w:ilvl="2" w:tplc="1009001B" w:tentative="1">
+      <w:start w:val="1"/>
+      <w:numFmt w:val="lowerRoman"/>
+      <w:lvlText w:val="%3."/>
+      <w:lvlJc w:val="right"/>
+      <w:pPr>
+        <w:ind w:left="2160" w:hanging="180"/>
+      </w:pPr>
+    </w:lvl>
+    <w:lvl w:ilvl="3" w:tplc="1009000F" w:tentative="1">
+      <w:start w:val="1"/>
+      <w:numFmt w:val="decimal"/>
+      <w:lvlText w:val="%4."/>
+      <w:lvlJc w:val="left"/>
+      <w:pPr>
+        <w:ind w:left="2880" w:hanging="360"/>
+      </w:pPr>
+    </w:lvl>
+    <w:lvl w:ilvl="4" w:tplc="10090019" w:tentative="1">
+      <w:start w:val="1"/>
+      <w:numFmt w:val="lowerLetter"/>
+      <w:lvlText w:val="%5."/>
+      <w:lvlJc w:val="left"/>
+      <w:pPr>
+        <w:ind w:left="3600" w:hanging="360"/>
+      </w:pPr>
+    </w:lvl>
+    <w:lvl w:ilvl="5" w:tplc="1009001B" w:tentative="1">
+      <w:start w:val="1"/>
+      <w:numFmt w:val="lowerRoman"/>
+      <w:lvlText w:val="%6."/>
+      <w:lvlJc w:val="right"/>
+      <w:pPr>
+        <w:ind w:left="4320" w:hanging="180"/>
+      </w:pPr>
+    </w:lvl>
+    <w:lvl w:ilvl="6" w:tplc="1009000F" w:tentative="1">
+      <w:start w:val="1"/>
+      <w:numFmt w:val="decimal"/>
+      <w:lvlText w:val="%7."/>
+      <w:lvlJc w:val="left"/>
+      <w:pPr>
+        <w:ind w:left="5040" w:hanging="360"/>
+      </w:pPr>
+    </w:lvl>
+    <w:lvl w:ilvl="7" w:tplc="10090019" w:tentative="1">
+      <w:start w:val="1"/>
+      <w:numFmt w:val="lowerLetter"/>
+      <w:lvlText w:val="%8."/>
+      <w:lvlJc w:val="left"/>
+      <w:pPr>
+        <w:ind w:left="5760" w:hanging="360"/>
+      </w:pPr>
+    </w:lvl>
+    <w:lvl w:ilvl="8" w:tplc="1009001B" w:tentative="1">
+      <w:start w:val="1"/>
+      <w:numFmt w:val="lowerRoman"/>
+      <w:lvlText w:val="%9."/>
+      <w:lvlJc w:val="right"/>
+      <w:pPr>
+        <w:ind w:left="6480" w:hanging="180"/>
+      </w:pPr>
+    </w:lvl>
+  </w:abstractNum>
+  <w:num w:numId="1" w16cid:durableId="279067741">
+    <w:abstractNumId w:val="0"/>
+  </w:num>
+</w:numbering>
 </file>
 
 <file path=word/styles.xml><?xml version="1.0" encoding="utf-8"?>

--- a/Common/How to download BrightSpace Data.docx
+++ b/Common/How to download BrightSpace Data.docx
@@ -746,7 +746,31 @@
         </w:numPr>
       </w:pPr>
       <w:r>
-        <w:t>Open the MAEClassMap2025-26 file using SoM account and upload this file to the browser for viewing purposes.</w:t>
+        <w:t xml:space="preserve">Open the MAEClassMap2025-26 file </w:t>
+      </w:r>
+      <w:r>
+        <w:t xml:space="preserve">(a csv or excel file) </w:t>
+      </w:r>
+      <w:r>
+        <w:t xml:space="preserve">using </w:t>
+      </w:r>
+      <w:r>
+        <w:t xml:space="preserve">Principal’s </w:t>
+      </w:r>
+      <w:r>
+        <w:t xml:space="preserve">SoM </w:t>
+      </w:r>
+      <w:r>
+        <w:t xml:space="preserve">Office </w:t>
+      </w:r>
+      <w:r>
+        <w:t xml:space="preserve">account </w:t>
+      </w:r>
+      <w:r>
+        <w:t xml:space="preserve">for </w:t>
+      </w:r>
+      <w:r>
+        <w:t>viewing purposes.</w:t>
       </w:r>
     </w:p>
     <w:p>
@@ -758,13 +782,25 @@
         </w:numPr>
       </w:pPr>
       <w:r>
-        <w:t xml:space="preserve">Now use the PDF instructions and </w:t>
-      </w:r>
-      <w:r>
-        <w:t>MAEClassMap2025</w:t>
-      </w:r>
-      <w:r>
-        <w:t>-26 files to download data on the USB (to their proper folders)</w:t>
+        <w:t xml:space="preserve">Now use the </w:t>
+      </w:r>
+      <w:r>
+        <w:t xml:space="preserve">rest of </w:t>
+      </w:r>
+      <w:r>
+        <w:t xml:space="preserve">PDF instructions </w:t>
+      </w:r>
+      <w:r>
+        <w:t xml:space="preserve">(see above) </w:t>
+      </w:r>
+      <w:r>
+        <w:t>and MAEClassMap2025-26 files to download data on the USB (</w:t>
+      </w:r>
+      <w:r>
+        <w:t>in</w:t>
+      </w:r>
+      <w:r>
+        <w:t>to their proper folders)</w:t>
       </w:r>
     </w:p>
     <w:sectPr>

--- a/Common/How to download BrightSpace Data.docx
+++ b/Common/How to download BrightSpace Data.docx
@@ -643,15 +643,49 @@
         </w:drawing>
       </w:r>
     </w:p>
-    <w:p>
+    <w:p/>
+    <w:p>
+      <w:pPr>
+        <w:rPr>
+          <w:b/>
+          <w:bCs/>
+        </w:rPr>
+      </w:pPr>
+      <w:r>
+        <w:rPr>
+          <w:b/>
+          <w:bCs/>
+        </w:rPr>
+        <w:t xml:space="preserve">Next Step: </w:t>
+      </w:r>
+    </w:p>
+    <w:p>
+      <w:pPr>
+        <w:pStyle w:val="ListParagraph"/>
+        <w:numPr>
+          <w:ilvl w:val="0"/>
+          <w:numId w:val="2"/>
+        </w:numPr>
+      </w:pPr>
+      <w:r>
+        <w:t>Right-click on the above page and press “Save As”</w:t>
+      </w:r>
+      <w:r>
+        <w:t xml:space="preserve">.  Then you should see the following image.  </w:t>
+      </w:r>
+    </w:p>
+    <w:p>
+      <w:pPr>
+        <w:jc w:val="center"/>
+      </w:pPr>
       <w:r>
         <w:rPr>
           <w:noProof/>
         </w:rPr>
         <w:drawing>
-          <wp:inline distT="0" distB="0" distL="0" distR="0" wp14:anchorId="07724479" wp14:editId="2D7D6B41">
-            <wp:extent cx="5943600" cy="3535680"/>
-            <wp:effectExtent l="0" t="0" r="0" b="7620"/>
+          <wp:inline distT="0" distB="0" distL="0" distR="0" wp14:anchorId="07724479" wp14:editId="3F46F6F7">
+            <wp:extent cx="4093931" cy="2435364"/>
+            <wp:effectExtent l="0" t="0" r="1905" b="3175"/>
             <wp:docPr id="1949139110" name="Picture 1" descr="A screenshot of a computer&#10;&#10;AI-generated content may be incorrect."/>
             <wp:cNvGraphicFramePr>
               <a:graphicFrameLocks xmlns:a="http://schemas.openxmlformats.org/drawingml/2006/main" noChangeAspect="1"/>
@@ -672,7 +706,7 @@
                   <pic:spPr>
                     <a:xfrm>
                       <a:off x="0" y="0"/>
-                      <a:ext cx="5943600" cy="3535680"/>
+                      <a:ext cx="4105583" cy="2442295"/>
                     </a:xfrm>
                     <a:prstGeom prst="rect">
                       <a:avLst/>
@@ -816,6 +850,119 @@
 <file path=word/numbering.xml><?xml version="1.0" encoding="utf-8"?>
 <w:numbering xmlns:wpc="http://schemas.microsoft.com/office/word/2010/wordprocessingCanvas" xmlns:cx="http://schemas.microsoft.com/office/drawing/2014/chartex" xmlns:cx1="http://schemas.microsoft.com/office/drawing/2015/9/8/chartex" xmlns:cx2="http://schemas.microsoft.com/office/drawing/2015/10/21/chartex" xmlns:cx3="http://schemas.microsoft.com/office/drawing/2016/5/9/chartex" xmlns:cx4="http://schemas.microsoft.com/office/drawing/2016/5/10/chartex" xmlns:cx5="http://schemas.microsoft.com/office/drawing/2016/5/11/chartex" xmlns:cx6="http://schemas.microsoft.com/office/drawing/2016/5/12/chartex" xmlns:cx7="http://schemas.microsoft.com/office/drawing/2016/5/13/chartex" xmlns:cx8="http://schemas.microsoft.com/office/drawing/2016/5/14/chartex" xmlns:mc="http://schemas.openxmlformats.org/markup-compatibility/2006" xmlns:aink="http://schemas.microsoft.com/office/drawing/2016/ink" xmlns:am3d="http://schemas.microsoft.com/office/drawing/2017/model3d" xmlns:o="urn:schemas-microsoft-com:office:office" xmlns:oel="http://schemas.microsoft.com/office/2019/extlst" xmlns:r="http://schemas.openxmlformats.org/officeDocument/2006/relationships" xmlns:m="http://schemas.openxmlformats.org/officeDocument/2006/math" xmlns:v="urn:schemas-microsoft-com:vml" xmlns:wp14="http://schemas.microsoft.com/office/word/2010/wordprocessingDrawing" xmlns:wp="http://schemas.openxmlformats.org/drawingml/2006/wordprocessingDrawing" xmlns:w10="urn:schemas-microsoft-com:office:word" xmlns:w="http://schemas.openxmlformats.org/wordprocessingml/2006/main" xmlns:w14="http://schemas.microsoft.com/office/word/2010/wordml" xmlns:w15="http://schemas.microsoft.com/office/word/2012/wordml" xmlns:w16cex="http://schemas.microsoft.com/office/word/2018/wordml/cex" xmlns:w16cid="http://schemas.microsoft.com/office/word/2016/wordml/cid" xmlns:w16="http://schemas.microsoft.com/office/word/2018/wordml" xmlns:w16du="http://schemas.microsoft.com/office/word/2023/wordml/word16du" xmlns:w16sdtdh="http://schemas.microsoft.com/office/word/2020/wordml/sdtdatahash" xmlns:w16sdtfl="http://schemas.microsoft.com/office/word/2024/wordml/sdtformatlock" xmlns:w16se="http://schemas.microsoft.com/office/word/2015/wordml/symex" xmlns:wpg="http://schemas.microsoft.com/office/word/2010/wordprocessingGroup" xmlns:wpi="http://schemas.microsoft.com/office/word/2010/wordprocessingInk" xmlns:wne="http://schemas.microsoft.com/office/word/2006/wordml" xmlns:wps="http://schemas.microsoft.com/office/word/2010/wordprocessingShape" mc:Ignorable="w14 w15 w16se w16cid w16 w16cex w16sdtdh w16sdtfl w16du wp14">
   <w:abstractNum w:abstractNumId="0" w15:restartNumberingAfterBreak="0">
+    <w:nsid w:val="53F4732C"/>
+    <w:multiLevelType w:val="hybridMultilevel"/>
+    <w:tmpl w:val="4A6EC578"/>
+    <w:lvl w:ilvl="0" w:tplc="10090001">
+      <w:start w:val="1"/>
+      <w:numFmt w:val="bullet"/>
+      <w:lvlText w:val=""/>
+      <w:lvlJc w:val="left"/>
+      <w:pPr>
+        <w:ind w:left="720" w:hanging="360"/>
+      </w:pPr>
+      <w:rPr>
+        <w:rFonts w:ascii="Symbol" w:hAnsi="Symbol" w:hint="default"/>
+      </w:rPr>
+    </w:lvl>
+    <w:lvl w:ilvl="1" w:tplc="10090003" w:tentative="1">
+      <w:start w:val="1"/>
+      <w:numFmt w:val="bullet"/>
+      <w:lvlText w:val="o"/>
+      <w:lvlJc w:val="left"/>
+      <w:pPr>
+        <w:ind w:left="1440" w:hanging="360"/>
+      </w:pPr>
+      <w:rPr>
+        <w:rFonts w:ascii="Courier New" w:hAnsi="Courier New" w:cs="Courier New" w:hint="default"/>
+      </w:rPr>
+    </w:lvl>
+    <w:lvl w:ilvl="2" w:tplc="10090005" w:tentative="1">
+      <w:start w:val="1"/>
+      <w:numFmt w:val="bullet"/>
+      <w:lvlText w:val=""/>
+      <w:lvlJc w:val="left"/>
+      <w:pPr>
+        <w:ind w:left="2160" w:hanging="360"/>
+      </w:pPr>
+      <w:rPr>
+        <w:rFonts w:ascii="Wingdings" w:hAnsi="Wingdings" w:hint="default"/>
+      </w:rPr>
+    </w:lvl>
+    <w:lvl w:ilvl="3" w:tplc="10090001" w:tentative="1">
+      <w:start w:val="1"/>
+      <w:numFmt w:val="bullet"/>
+      <w:lvlText w:val=""/>
+      <w:lvlJc w:val="left"/>
+      <w:pPr>
+        <w:ind w:left="2880" w:hanging="360"/>
+      </w:pPr>
+      <w:rPr>
+        <w:rFonts w:ascii="Symbol" w:hAnsi="Symbol" w:hint="default"/>
+      </w:rPr>
+    </w:lvl>
+    <w:lvl w:ilvl="4" w:tplc="10090003" w:tentative="1">
+      <w:start w:val="1"/>
+      <w:numFmt w:val="bullet"/>
+      <w:lvlText w:val="o"/>
+      <w:lvlJc w:val="left"/>
+      <w:pPr>
+        <w:ind w:left="3600" w:hanging="360"/>
+      </w:pPr>
+      <w:rPr>
+        <w:rFonts w:ascii="Courier New" w:hAnsi="Courier New" w:cs="Courier New" w:hint="default"/>
+      </w:rPr>
+    </w:lvl>
+    <w:lvl w:ilvl="5" w:tplc="10090005" w:tentative="1">
+      <w:start w:val="1"/>
+      <w:numFmt w:val="bullet"/>
+      <w:lvlText w:val=""/>
+      <w:lvlJc w:val="left"/>
+      <w:pPr>
+        <w:ind w:left="4320" w:hanging="360"/>
+      </w:pPr>
+      <w:rPr>
+        <w:rFonts w:ascii="Wingdings" w:hAnsi="Wingdings" w:hint="default"/>
+      </w:rPr>
+    </w:lvl>
+    <w:lvl w:ilvl="6" w:tplc="10090001" w:tentative="1">
+      <w:start w:val="1"/>
+      <w:numFmt w:val="bullet"/>
+      <w:lvlText w:val=""/>
+      <w:lvlJc w:val="left"/>
+      <w:pPr>
+        <w:ind w:left="5040" w:hanging="360"/>
+      </w:pPr>
+      <w:rPr>
+        <w:rFonts w:ascii="Symbol" w:hAnsi="Symbol" w:hint="default"/>
+      </w:rPr>
+    </w:lvl>
+    <w:lvl w:ilvl="7" w:tplc="10090003" w:tentative="1">
+      <w:start w:val="1"/>
+      <w:numFmt w:val="bullet"/>
+      <w:lvlText w:val="o"/>
+      <w:lvlJc w:val="left"/>
+      <w:pPr>
+        <w:ind w:left="5760" w:hanging="360"/>
+      </w:pPr>
+      <w:rPr>
+        <w:rFonts w:ascii="Courier New" w:hAnsi="Courier New" w:cs="Courier New" w:hint="default"/>
+      </w:rPr>
+    </w:lvl>
+    <w:lvl w:ilvl="8" w:tplc="10090005" w:tentative="1">
+      <w:start w:val="1"/>
+      <w:numFmt w:val="bullet"/>
+      <w:lvlText w:val=""/>
+      <w:lvlJc w:val="left"/>
+      <w:pPr>
+        <w:ind w:left="6480" w:hanging="360"/>
+      </w:pPr>
+      <w:rPr>
+        <w:rFonts w:ascii="Wingdings" w:hAnsi="Wingdings" w:hint="default"/>
+      </w:rPr>
+    </w:lvl>
+  </w:abstractNum>
+  <w:abstractNum w:abstractNumId="1" w15:restartNumberingAfterBreak="0">
     <w:nsid w:val="5B0B0171"/>
     <w:multiLevelType w:val="hybridMultilevel"/>
     <w:tmpl w:val="DBE0C83C"/>
@@ -905,6 +1052,9 @@
     </w:lvl>
   </w:abstractNum>
   <w:num w:numId="1" w16cid:durableId="279067741">
+    <w:abstractNumId w:val="1"/>
+  </w:num>
+  <w:num w:numId="2" w16cid:durableId="1633439544">
     <w:abstractNumId w:val="0"/>
   </w:num>
 </w:numbering>
